--- a/SEO-Clients-Hub/clients/Fruth/FCP-On-Page-SEO-Audit-Running-Log.docx
+++ b/SEO-Clients-Hub/clients/Fruth/FCP-On-Page-SEO-Audit-Running-Log.docx
@@ -66,7 +66,7 @@
           <w:sz w:val="22"/>
           <w:szCs w:val="22"/>
         </w:rPr>
-        <w:t xml:space="preserve">Last updated: 2026-09-14   •   Pages audited: 45 of 48   •   Verified live: 25   •   Needs attention: 20</w:t>
+        <w:t xml:space="preserve">Last updated: 2026-09-18   •   Pages audited: 46 of 48   •   Verified live: 26   •   Needs attention: 20</w:t>
       </w:r>
     </w:p>
     <w:p>
@@ -13414,7 +13414,230 @@
           <w:sz w:val="20"/>
           <w:szCs w:val="20"/>
         </w:rPr>
-        <w:t xml:space="preserve">Crawler flagged low word count on: Cushion Packaging Barrier Film (118 words), Nylon Film (145), Tamper Evident Bags (86), Scrim Foil Barrier Film (90), Vacuum Seal Bags (95), Multi-Pocket Bags (83), Side Seal Bags (148), Zipper Bags (129), Wicketed Bags (107), MIL-PRF-131K Barrier Film (103), and /contact (26 words, no content-creation draft exists for Contact — flag as new gap). All except /contact already have body-copy expansion drafted and ready to implement (see their individual page entries above and FRUTH-IMPLEMENTATION-PACKET.md).</w:t>
+        <w:t xml:space="preserve">Crawler flagged low word count on: Cushion Packaging Barrier Film (118 words), Nylon Film (145), Tamper Evident Bags (86), Scrim Foil Barrier Film (90), Vacuum Seal Bags (95), Multi-Pocket Bags (83), Side Seal Bags (148), Zipper Bags (129), Wicketed Bags (107), MIL-PRF-131K Barrier Film (103). All already have body-copy expansion drafted and ready to implement (see their individual page entries above and FRUTH-IMPLEMENTATION-PACKET.md). /contact was also flagged at 26 words on 2026-08-31 but a direct site check on 2026-09-18 found it now has ~89 words — see its own entry below; this note no longer applies to /contact.</w:t>
+      </w:r>
+    </w:p>
+    <w:p>
+      <w:pPr>
+        <w:spacing w:after="160"/>
+      </w:pPr>
+    </w:p>
+    <w:p>
+      <w:pPr>
+        <w:pStyle w:val="Heading1"/>
+        <w:spacing w:after="160" w:before="400"/>
+      </w:pPr>
+      <w:r>
+        <w:rPr>
+          <w:rFonts w:ascii="Arial" w:cs="Arial" w:eastAsia="Arial" w:hAnsi="Arial"/>
+          <w:b/>
+          <w:bCs/>
+          <w:color w:val="003366"/>
+          <w:sz w:val="30"/>
+          <w:szCs w:val="30"/>
+        </w:rPr>
+        <w:t xml:space="preserve">Contact Page</w:t>
+      </w:r>
+    </w:p>
+    <w:p>
+      <w:pPr>
+        <w:spacing w:after="120"/>
+      </w:pPr>
+      <w:r>
+        <w:rPr>
+          <w:rFonts w:ascii="Arial" w:cs="Arial" w:eastAsia="Arial" w:hAnsi="Arial"/>
+          <w:b/>
+          <w:bCs/>
+          <w:color w:val="2E7D32"/>
+          <w:sz w:val="20"/>
+          <w:szCs w:val="20"/>
+        </w:rPr>
+        <w:t xml:space="preserve">VERIFIED LIVE 2026-09-18 (title + meta present; meta slightly long) — optional tightening only</w:t>
+      </w:r>
+    </w:p>
+    <w:p>
+      <w:pPr>
+        <w:spacing w:after="120"/>
+      </w:pPr>
+      <w:r>
+        <w:rPr>
+          <w:rFonts w:ascii="Arial" w:cs="Arial" w:eastAsia="Arial" w:hAnsi="Arial"/>
+          <w:b/>
+          <w:bCs/>
+          <w:sz w:val="20"/>
+          <w:szCs w:val="20"/>
+        </w:rPr>
+        <w:t xml:space="preserve">Live URL: </w:t>
+      </w:r>
+      <w:r>
+        <w:rPr>
+          <w:rFonts w:ascii="Arial" w:cs="Arial" w:eastAsia="Arial" w:hAnsi="Arial"/>
+          <w:color w:val="0563C1"/>
+          <w:sz w:val="20"/>
+          <w:szCs w:val="20"/>
+        </w:rPr>
+        <w:t xml:space="preserve">https://www.fruth.com/contact</w:t>
+      </w:r>
+    </w:p>
+    <w:p>
+      <w:pPr>
+        <w:spacing w:after="120"/>
+      </w:pPr>
+      <w:r>
+        <w:rPr>
+          <w:rFonts w:ascii="Arial" w:cs="Arial" w:eastAsia="Arial" w:hAnsi="Arial"/>
+          <w:b/>
+          <w:bCs/>
+          <w:sz w:val="20"/>
+          <w:szCs w:val="20"/>
+        </w:rPr>
+        <w:t xml:space="preserve">HubSpot editor: </w:t>
+      </w:r>
+      <w:r>
+        <w:rPr>
+          <w:rFonts w:ascii="Arial" w:cs="Arial" w:eastAsia="Arial" w:hAnsi="Arial"/>
+          <w:color w:val="0563C1"/>
+          <w:sz w:val="20"/>
+          <w:szCs w:val="20"/>
+        </w:rPr>
+        <w:t xml:space="preserve">https://app.hubspot.com/</w:t>
+      </w:r>
+    </w:p>
+    <w:p>
+      <w:pPr>
+        <w:spacing w:after="120"/>
+      </w:pPr>
+      <w:r>
+        <w:rPr>
+          <w:rFonts w:ascii="Arial" w:cs="Arial" w:eastAsia="Arial" w:hAnsi="Arial"/>
+          <w:b/>
+          <w:bCs/>
+          <w:sz w:val="20"/>
+          <w:szCs w:val="20"/>
+        </w:rPr>
+        <w:t xml:space="preserve">Audited: </w:t>
+      </w:r>
+      <w:r>
+        <w:rPr>
+          <w:rFonts w:ascii="Arial" w:cs="Arial" w:eastAsia="Arial" w:hAnsi="Arial"/>
+          <w:sz w:val="20"/>
+          <w:szCs w:val="20"/>
+        </w:rPr>
+        <w:t xml:space="preserve">2026-09-18</w:t>
+      </w:r>
+    </w:p>
+    <w:p>
+      <w:pPr>
+        <w:spacing w:after="120"/>
+      </w:pPr>
+      <w:r>
+        <w:rPr>
+          <w:rFonts w:ascii="Arial" w:cs="Arial" w:eastAsia="Arial" w:hAnsi="Arial"/>
+          <w:b/>
+          <w:bCs/>
+          <w:sz w:val="20"/>
+          <w:szCs w:val="20"/>
+        </w:rPr>
+        <w:t xml:space="preserve">Page Title (48 chars)</w:t>
+      </w:r>
+      <w:r>
+        <w:rPr>
+          <w:rFonts w:ascii="Arial" w:cs="Arial" w:eastAsia="Arial" w:hAnsi="Arial"/>
+          <w:sz w:val="20"/>
+          <w:szCs w:val="20"/>
+        </w:rPr>
+        <w:t xml:space="preserve"/>
+      </w:r>
+    </w:p>
+    <w:p>
+      <w:pPr>
+        <w:spacing w:after="120"/>
+      </w:pPr>
+      <w:r>
+        <w:rPr>
+          <w:rFonts w:ascii="Arial" w:cs="Arial" w:eastAsia="Arial" w:hAnsi="Arial"/>
+          <w:b/>
+          <w:bCs/>
+          <w:color w:val="003366"/>
+          <w:sz w:val="22"/>
+          <w:szCs w:val="22"/>
+        </w:rPr>
+        <w:t xml:space="preserve">Contact Fruth Custom Packaging | Request a Quote</w:t>
+      </w:r>
+    </w:p>
+    <w:p>
+      <w:pPr>
+        <w:spacing w:after="120"/>
+      </w:pPr>
+      <w:r>
+        <w:rPr>
+          <w:rFonts w:ascii="Arial" w:cs="Arial" w:eastAsia="Arial" w:hAnsi="Arial"/>
+          <w:b/>
+          <w:bCs/>
+          <w:sz w:val="20"/>
+          <w:szCs w:val="20"/>
+        </w:rPr>
+        <w:t xml:space="preserve">Meta Description (144 chars)</w:t>
+      </w:r>
+      <w:r>
+        <w:rPr>
+          <w:rFonts w:ascii="Arial" w:cs="Arial" w:eastAsia="Arial" w:hAnsi="Arial"/>
+          <w:sz w:val="20"/>
+          <w:szCs w:val="20"/>
+        </w:rPr>
+        <w:t xml:space="preserve"/>
+      </w:r>
+    </w:p>
+    <w:p>
+      <w:pPr>
+        <w:spacing w:after="120"/>
+      </w:pPr>
+      <w:r>
+        <w:rPr>
+          <w:rFonts w:ascii="Arial" w:cs="Arial" w:eastAsia="Arial" w:hAnsi="Arial"/>
+          <w:color w:val="333333"/>
+          <w:sz w:val="22"/>
+          <w:szCs w:val="22"/>
+        </w:rPr>
+        <w:t xml:space="preserve">Have questions or need a custom packaging solution? Contact Fruth to request a quote, get product info, or speak with a packaging specialist.</w:t>
+      </w:r>
+    </w:p>
+    <w:p>
+      <w:pPr>
+        <w:spacing w:after="120"/>
+      </w:pPr>
+      <w:r>
+        <w:rPr>
+          <w:rFonts w:ascii="Arial" w:cs="Arial" w:eastAsia="Arial" w:hAnsi="Arial"/>
+          <w:b/>
+          <w:bCs/>
+          <w:sz w:val="20"/>
+          <w:szCs w:val="20"/>
+        </w:rPr>
+        <w:t xml:space="preserve">Notes: </w:t>
+      </w:r>
+      <w:r>
+        <w:rPr>
+          <w:rFonts w:ascii="Arial" w:cs="Arial" w:eastAsia="Arial" w:hAnsi="Arial"/>
+          <w:sz w:val="20"/>
+          <w:szCs w:val="20"/>
+        </w:rPr>
+        <w:t xml:space="preserve">Direct site check 2026-09-18 (document.title + meta tag read via JS, not the Aug 31 crawler): live title is 48 chars, fine as-is — no change recommended. Live meta is 165 chars, 5 over the ~160 safe limit; tightened version above trims to 144 while keeping the same CTA. Word count is now ~89 (crawler recorded 26 words on 2026-08-31 — content has already been expanded on the client/HubSpot side since then, independent of this project). Not a required fix, just an optional tightening.</w:t>
+      </w:r>
+    </w:p>
+    <w:p>
+      <w:pPr>
+        <w:spacing w:after="120"/>
+      </w:pPr>
+      <w:r>
+        <w:rPr>
+          <w:rFonts w:ascii="Arial" w:cs="Arial" w:eastAsia="Arial" w:hAnsi="Arial"/>
+          <w:b/>
+          <w:bCs/>
+          <w:sz w:val="20"/>
+          <w:szCs w:val="20"/>
+        </w:rPr>
+        <w:t xml:space="preserve">Schema live per crawler (2026-08-31): ContactPage</w:t>
       </w:r>
     </w:p>
     <w:p>

--- a/SEO-Clients-Hub/clients/Fruth/FCP-On-Page-SEO-Audit-Running-Log.docx
+++ b/SEO-Clients-Hub/clients/Fruth/FCP-On-Page-SEO-Audit-Running-Log.docx
@@ -66,7 +66,7 @@
           <w:sz w:val="22"/>
           <w:szCs w:val="22"/>
         </w:rPr>
-        <w:t xml:space="preserve">Last updated: 2026-09-18   •   Pages audited: 46 of 48   •   Verified live: 26   •   Needs attention: 20</w:t>
+        <w:t xml:space="preserve">Last updated: 2026-09-21   •   Pages audited: 46 of 48   •   Verified live: 27   •   Needs attention: 19</w:t>
       </w:r>
     </w:p>
     <w:p>
@@ -188,7 +188,7 @@
           <w:sz w:val="20"/>
           <w:szCs w:val="20"/>
         </w:rPr>
-        <w:t xml:space="preserve">VERIFIED PENDING 2026-09-14 (direct site check confirms AFTER content is NOT live — safe to implement)</w:t>
+        <w:t xml:space="preserve">VERIFIED PENDING 2026-09-21 (direct site check confirms AFTER content is NOT live — safe to implement)</w:t>
       </w:r>
     </w:p>
     <w:p>
@@ -1809,11 +1809,11 @@
           <w:rFonts w:ascii="Arial" w:cs="Arial" w:eastAsia="Arial" w:hAnsi="Arial"/>
           <w:b/>
           <w:bCs/>
-          <w:color w:val="B26B00"/>
-          <w:sz w:val="20"/>
-          <w:szCs w:val="20"/>
-        </w:rPr>
-        <w:t xml:space="preserve">VERIFIED PENDING 2026-09-14 (direct site check confirms AFTER content is NOT live — safe to implement)</w:t>
+          <w:color w:val="2E7D32"/>
+          <w:sz w:val="20"/>
+          <w:szCs w:val="20"/>
+        </w:rPr>
+        <w:t xml:space="preserve">VERIFIED LIVE 2026-09-21 (body copy + FAQ schema — drafted, billed, and confirmed live by this project)</w:t>
       </w:r>
     </w:p>
     <w:p>
@@ -1946,502 +1946,22 @@
           <w:sz w:val="20"/>
           <w:szCs w:val="20"/>
         </w:rPr>
-        <w:t xml:space="preserve">Crawler findings (2026-08-31): No JSON-LD schema found | Low word count (118 words) — Pages with very little content are harder for Google to rank.. Direct site check 2026-09-14 confirms this AFTER content is NOT live. Content-creation draft adds ~460 words of body copy — see FRUTH-IMPLEMENTATION-PACKET.md for full paste-ready text.</w:t>
-      </w:r>
-    </w:p>
-    <w:p>
-      <w:pPr>
-        <w:spacing w:after="120"/>
-      </w:pPr>
-      <w:r>
-        <w:rPr>
-          <w:rFonts w:ascii="Arial" w:cs="Arial" w:eastAsia="Arial" w:hAnsi="Arial"/>
-          <w:b/>
-          <w:bCs/>
-          <w:sz w:val="20"/>
-          <w:szCs w:val="20"/>
-        </w:rPr>
-        <w:t xml:space="preserve">Recommended schema (from content-creation draft — not yet on live page)</w:t>
-      </w:r>
-    </w:p>
-    <w:p>
-      <w:pPr>
-        <w:shd w:fill="F5F5F5" w:val="clear"/>
-        <w:spacing w:after="0"/>
-        <w:ind w:left="360"/>
-      </w:pPr>
-      <w:r>
-        <w:rPr>
-          <w:rFonts w:ascii="Courier New" w:cs="Courier New" w:eastAsia="Courier New" w:hAnsi="Courier New"/>
-          <w:sz w:val="16"/>
-          <w:szCs w:val="16"/>
-        </w:rPr>
-        <w:t xml:space="preserve">&lt;script type="application/ld+json"&gt;</w:t>
-      </w:r>
-    </w:p>
-    <w:p>
-      <w:pPr>
-        <w:shd w:fill="F5F5F5" w:val="clear"/>
-        <w:spacing w:after="0"/>
-        <w:ind w:left="360"/>
-      </w:pPr>
-      <w:r>
-        <w:rPr>
-          <w:rFonts w:ascii="Courier New" w:cs="Courier New" w:eastAsia="Courier New" w:hAnsi="Courier New"/>
-          <w:sz w:val="16"/>
-          <w:szCs w:val="16"/>
-        </w:rPr>
-        <w:t xml:space="preserve">{</w:t>
-      </w:r>
-    </w:p>
-    <w:p>
-      <w:pPr>
-        <w:shd w:fill="F5F5F5" w:val="clear"/>
-        <w:spacing w:after="0"/>
-        <w:ind w:left="360"/>
-      </w:pPr>
-      <w:r>
-        <w:rPr>
-          <w:rFonts w:ascii="Courier New" w:cs="Courier New" w:eastAsia="Courier New" w:hAnsi="Courier New"/>
-          <w:sz w:val="16"/>
-          <w:szCs w:val="16"/>
-        </w:rPr>
-        <w:t xml:space="preserve">"@context": "https://schema.org",</w:t>
-      </w:r>
-    </w:p>
-    <w:p>
-      <w:pPr>
-        <w:shd w:fill="F5F5F5" w:val="clear"/>
-        <w:spacing w:after="0"/>
-        <w:ind w:left="360"/>
-      </w:pPr>
-      <w:r>
-        <w:rPr>
-          <w:rFonts w:ascii="Courier New" w:cs="Courier New" w:eastAsia="Courier New" w:hAnsi="Courier New"/>
-          <w:sz w:val="16"/>
-          <w:szCs w:val="16"/>
-        </w:rPr>
-        <w:t xml:space="preserve">"@type": "FAQPage",</w:t>
-      </w:r>
-    </w:p>
-    <w:p>
-      <w:pPr>
-        <w:shd w:fill="F5F5F5" w:val="clear"/>
-        <w:spacing w:after="0"/>
-        <w:ind w:left="360"/>
-      </w:pPr>
-      <w:r>
-        <w:rPr>
-          <w:rFonts w:ascii="Courier New" w:cs="Courier New" w:eastAsia="Courier New" w:hAnsi="Courier New"/>
-          <w:sz w:val="16"/>
-          <w:szCs w:val="16"/>
-        </w:rPr>
-        <w:t xml:space="preserve">"mainEntity": [</w:t>
-      </w:r>
-    </w:p>
-    <w:p>
-      <w:pPr>
-        <w:shd w:fill="F5F5F5" w:val="clear"/>
-        <w:spacing w:after="0"/>
-        <w:ind w:left="360"/>
-      </w:pPr>
-      <w:r>
-        <w:rPr>
-          <w:rFonts w:ascii="Courier New" w:cs="Courier New" w:eastAsia="Courier New" w:hAnsi="Courier New"/>
-          <w:sz w:val="16"/>
-          <w:szCs w:val="16"/>
-        </w:rPr>
-        <w:t xml:space="preserve">{</w:t>
-      </w:r>
-    </w:p>
-    <w:p>
-      <w:pPr>
-        <w:shd w:fill="F5F5F5" w:val="clear"/>
-        <w:spacing w:after="0"/>
-        <w:ind w:left="360"/>
-      </w:pPr>
-      <w:r>
-        <w:rPr>
-          <w:rFonts w:ascii="Courier New" w:cs="Courier New" w:eastAsia="Courier New" w:hAnsi="Courier New"/>
-          <w:sz w:val="16"/>
-          <w:szCs w:val="16"/>
-        </w:rPr>
-        <w:t xml:space="preserve">"@type": "Question",</w:t>
-      </w:r>
-    </w:p>
-    <w:p>
-      <w:pPr>
-        <w:shd w:fill="F5F5F5" w:val="clear"/>
-        <w:spacing w:after="0"/>
-        <w:ind w:left="360"/>
-      </w:pPr>
-      <w:r>
-        <w:rPr>
-          <w:rFonts w:ascii="Courier New" w:cs="Courier New" w:eastAsia="Courier New" w:hAnsi="Courier New"/>
-          <w:sz w:val="16"/>
-          <w:szCs w:val="16"/>
-        </w:rPr>
-        <w:t xml:space="preserve">"name": "What is cushion packaging barrier film?",</w:t>
-      </w:r>
-    </w:p>
-    <w:p>
-      <w:pPr>
-        <w:shd w:fill="F5F5F5" w:val="clear"/>
-        <w:spacing w:after="0"/>
-        <w:ind w:left="360"/>
-      </w:pPr>
-      <w:r>
-        <w:rPr>
-          <w:rFonts w:ascii="Courier New" w:cs="Courier New" w:eastAsia="Courier New" w:hAnsi="Courier New"/>
-          <w:sz w:val="16"/>
-          <w:szCs w:val="16"/>
-        </w:rPr>
-        <w:t xml:space="preserve">"acceptedAnswer": {</w:t>
-      </w:r>
-    </w:p>
-    <w:p>
-      <w:pPr>
-        <w:shd w:fill="F5F5F5" w:val="clear"/>
-        <w:spacing w:after="0"/>
-        <w:ind w:left="360"/>
-      </w:pPr>
-      <w:r>
-        <w:rPr>
-          <w:rFonts w:ascii="Courier New" w:cs="Courier New" w:eastAsia="Courier New" w:hAnsi="Courier New"/>
-          <w:sz w:val="16"/>
-          <w:szCs w:val="16"/>
-        </w:rPr>
-        <w:t xml:space="preserve">"@type": "Answer",</w:t>
-      </w:r>
-    </w:p>
-    <w:p>
-      <w:pPr>
-        <w:shd w:fill="F5F5F5" w:val="clear"/>
-        <w:spacing w:after="0"/>
-        <w:ind w:left="360"/>
-      </w:pPr>
-      <w:r>
-        <w:rPr>
-          <w:rFonts w:ascii="Courier New" w:cs="Courier New" w:eastAsia="Courier New" w:hAnsi="Courier New"/>
-          <w:sz w:val="16"/>
-          <w:szCs w:val="16"/>
-        </w:rPr>
-        <w:t xml:space="preserve">"text": "Cushion packaging barrier film combines protective cushioning with barrier properties to protect products from both physical damage and environmental threats such as moisture, dust, and contamination. It controls and limits damage caused by in-case movement or shifting during shipment, using padding and void-fill materials to prevent product-to-product contact."</w:t>
-      </w:r>
-    </w:p>
-    <w:p>
-      <w:pPr>
-        <w:shd w:fill="F5F5F5" w:val="clear"/>
-        <w:spacing w:after="0"/>
-        <w:ind w:left="360"/>
-      </w:pPr>
-      <w:r>
-        <w:rPr>
-          <w:rFonts w:ascii="Courier New" w:cs="Courier New" w:eastAsia="Courier New" w:hAnsi="Courier New"/>
-          <w:sz w:val="16"/>
-          <w:szCs w:val="16"/>
-        </w:rPr>
-        <w:t xml:space="preserve">}</w:t>
-      </w:r>
-    </w:p>
-    <w:p>
-      <w:pPr>
-        <w:shd w:fill="F5F5F5" w:val="clear"/>
-        <w:spacing w:after="0"/>
-        <w:ind w:left="360"/>
-      </w:pPr>
-      <w:r>
-        <w:rPr>
-          <w:rFonts w:ascii="Courier New" w:cs="Courier New" w:eastAsia="Courier New" w:hAnsi="Courier New"/>
-          <w:sz w:val="16"/>
-          <w:szCs w:val="16"/>
-        </w:rPr>
-        <w:t xml:space="preserve">},</w:t>
-      </w:r>
-    </w:p>
-    <w:p>
-      <w:pPr>
-        <w:shd w:fill="F5F5F5" w:val="clear"/>
-        <w:spacing w:after="0"/>
-        <w:ind w:left="360"/>
-      </w:pPr>
-      <w:r>
-        <w:rPr>
-          <w:rFonts w:ascii="Courier New" w:cs="Courier New" w:eastAsia="Courier New" w:hAnsi="Courier New"/>
-          <w:sz w:val="16"/>
-          <w:szCs w:val="16"/>
-        </w:rPr>
-        <w:t xml:space="preserve">{</w:t>
-      </w:r>
-    </w:p>
-    <w:p>
-      <w:pPr>
-        <w:shd w:fill="F5F5F5" w:val="clear"/>
-        <w:spacing w:after="0"/>
-        <w:ind w:left="360"/>
-      </w:pPr>
-      <w:r>
-        <w:rPr>
-          <w:rFonts w:ascii="Courier New" w:cs="Courier New" w:eastAsia="Courier New" w:hAnsi="Courier New"/>
-          <w:sz w:val="16"/>
-          <w:szCs w:val="16"/>
-        </w:rPr>
-        <w:t xml:space="preserve">"@type": "Question",</w:t>
-      </w:r>
-    </w:p>
-    <w:p>
-      <w:pPr>
-        <w:shd w:fill="F5F5F5" w:val="clear"/>
-        <w:spacing w:after="0"/>
-        <w:ind w:left="360"/>
-      </w:pPr>
-      <w:r>
-        <w:rPr>
-          <w:rFonts w:ascii="Courier New" w:cs="Courier New" w:eastAsia="Courier New" w:hAnsi="Courier New"/>
-          <w:sz w:val="16"/>
-          <w:szCs w:val="16"/>
-        </w:rPr>
-        <w:t xml:space="preserve">"name": "What cushion packaging options does Fruth offer?",</w:t>
-      </w:r>
-    </w:p>
-    <w:p>
-      <w:pPr>
-        <w:shd w:fill="F5F5F5" w:val="clear"/>
-        <w:spacing w:after="0"/>
-        <w:ind w:left="360"/>
-      </w:pPr>
-      <w:r>
-        <w:rPr>
-          <w:rFonts w:ascii="Courier New" w:cs="Courier New" w:eastAsia="Courier New" w:hAnsi="Courier New"/>
-          <w:sz w:val="16"/>
-          <w:szCs w:val="16"/>
-        </w:rPr>
-        <w:t xml:space="preserve">"acceptedAnswer": {</w:t>
-      </w:r>
-    </w:p>
-    <w:p>
-      <w:pPr>
-        <w:shd w:fill="F5F5F5" w:val="clear"/>
-        <w:spacing w:after="0"/>
-        <w:ind w:left="360"/>
-      </w:pPr>
-      <w:r>
-        <w:rPr>
-          <w:rFonts w:ascii="Courier New" w:cs="Courier New" w:eastAsia="Courier New" w:hAnsi="Courier New"/>
-          <w:sz w:val="16"/>
-          <w:szCs w:val="16"/>
-        </w:rPr>
-        <w:t xml:space="preserve">"@type": "Answer",</w:t>
-      </w:r>
-    </w:p>
-    <w:p>
-      <w:pPr>
-        <w:shd w:fill="F5F5F5" w:val="clear"/>
-        <w:spacing w:after="0"/>
-        <w:ind w:left="360"/>
-      </w:pPr>
-      <w:r>
-        <w:rPr>
-          <w:rFonts w:ascii="Courier New" w:cs="Courier New" w:eastAsia="Courier New" w:hAnsi="Courier New"/>
-          <w:sz w:val="16"/>
-          <w:szCs w:val="16"/>
-        </w:rPr>
-        <w:t xml:space="preserve">"text": "Fruth offers basic protection, heavy-duty protection, and environmentally friendly cushion packaging barrier options. Our team works with each customer to find the barrier material best suited to their product, specifications, and budget. Contact us with your requirements for a recommendation and quote."</w:t>
-      </w:r>
-    </w:p>
-    <w:p>
-      <w:pPr>
-        <w:shd w:fill="F5F5F5" w:val="clear"/>
-        <w:spacing w:after="0"/>
-        <w:ind w:left="360"/>
-      </w:pPr>
-      <w:r>
-        <w:rPr>
-          <w:rFonts w:ascii="Courier New" w:cs="Courier New" w:eastAsia="Courier New" w:hAnsi="Courier New"/>
-          <w:sz w:val="16"/>
-          <w:szCs w:val="16"/>
-        </w:rPr>
-        <w:t xml:space="preserve">}</w:t>
-      </w:r>
-    </w:p>
-    <w:p>
-      <w:pPr>
-        <w:shd w:fill="F5F5F5" w:val="clear"/>
-        <w:spacing w:after="0"/>
-        <w:ind w:left="360"/>
-      </w:pPr>
-      <w:r>
-        <w:rPr>
-          <w:rFonts w:ascii="Courier New" w:cs="Courier New" w:eastAsia="Courier New" w:hAnsi="Courier New"/>
-          <w:sz w:val="16"/>
-          <w:szCs w:val="16"/>
-        </w:rPr>
-        <w:t xml:space="preserve">},</w:t>
-      </w:r>
-    </w:p>
-    <w:p>
-      <w:pPr>
-        <w:shd w:fill="F5F5F5" w:val="clear"/>
-        <w:spacing w:after="0"/>
-        <w:ind w:left="360"/>
-      </w:pPr>
-      <w:r>
-        <w:rPr>
-          <w:rFonts w:ascii="Courier New" w:cs="Courier New" w:eastAsia="Courier New" w:hAnsi="Courier New"/>
-          <w:sz w:val="16"/>
-          <w:szCs w:val="16"/>
-        </w:rPr>
-        <w:t xml:space="preserve">{</w:t>
-      </w:r>
-    </w:p>
-    <w:p>
-      <w:pPr>
-        <w:shd w:fill="F5F5F5" w:val="clear"/>
-        <w:spacing w:after="0"/>
-        <w:ind w:left="360"/>
-      </w:pPr>
-      <w:r>
-        <w:rPr>
-          <w:rFonts w:ascii="Courier New" w:cs="Courier New" w:eastAsia="Courier New" w:hAnsi="Courier New"/>
-          <w:sz w:val="16"/>
-          <w:szCs w:val="16"/>
-        </w:rPr>
-        <w:t xml:space="preserve">"@type": "Question",</w:t>
-      </w:r>
-    </w:p>
-    <w:p>
-      <w:pPr>
-        <w:shd w:fill="F5F5F5" w:val="clear"/>
-        <w:spacing w:after="0"/>
-        <w:ind w:left="360"/>
-      </w:pPr>
-      <w:r>
-        <w:rPr>
-          <w:rFonts w:ascii="Courier New" w:cs="Courier New" w:eastAsia="Courier New" w:hAnsi="Courier New"/>
-          <w:sz w:val="16"/>
-          <w:szCs w:val="16"/>
-        </w:rPr>
-        <w:t xml:space="preserve">"name": "Can Fruth manufacture custom cushion packaging barrier film?",</w:t>
-      </w:r>
-    </w:p>
-    <w:p>
-      <w:pPr>
-        <w:shd w:fill="F5F5F5" w:val="clear"/>
-        <w:spacing w:after="0"/>
-        <w:ind w:left="360"/>
-      </w:pPr>
-      <w:r>
-        <w:rPr>
-          <w:rFonts w:ascii="Courier New" w:cs="Courier New" w:eastAsia="Courier New" w:hAnsi="Courier New"/>
-          <w:sz w:val="16"/>
-          <w:szCs w:val="16"/>
-        </w:rPr>
-        <w:t xml:space="preserve">"acceptedAnswer": {</w:t>
-      </w:r>
-    </w:p>
-    <w:p>
-      <w:pPr>
-        <w:shd w:fill="F5F5F5" w:val="clear"/>
-        <w:spacing w:after="0"/>
-        <w:ind w:left="360"/>
-      </w:pPr>
-      <w:r>
-        <w:rPr>
-          <w:rFonts w:ascii="Courier New" w:cs="Courier New" w:eastAsia="Courier New" w:hAnsi="Courier New"/>
-          <w:sz w:val="16"/>
-          <w:szCs w:val="16"/>
-        </w:rPr>
-        <w:t xml:space="preserve">"@type": "Answer",</w:t>
-      </w:r>
-    </w:p>
-    <w:p>
-      <w:pPr>
-        <w:shd w:fill="F5F5F5" w:val="clear"/>
-        <w:spacing w:after="0"/>
-        <w:ind w:left="360"/>
-      </w:pPr>
-      <w:r>
-        <w:rPr>
-          <w:rFonts w:ascii="Courier New" w:cs="Courier New" w:eastAsia="Courier New" w:hAnsi="Courier New"/>
-          <w:sz w:val="16"/>
-          <w:szCs w:val="16"/>
-        </w:rPr>
-        <w:t xml:space="preserve">"text": "Yes. Fruth is an ISO 9001:2015 certified manufacturer and distributor of standard and custom cushion packaging barrier film. We produce cushioning and void-fill materials in custom sizes and configurations for industrial, medical, and commercial applications. Contact us for a quote."</w:t>
-      </w:r>
-    </w:p>
-    <w:p>
-      <w:pPr>
-        <w:shd w:fill="F5F5F5" w:val="clear"/>
-        <w:spacing w:after="0"/>
-        <w:ind w:left="360"/>
-      </w:pPr>
-      <w:r>
-        <w:rPr>
-          <w:rFonts w:ascii="Courier New" w:cs="Courier New" w:eastAsia="Courier New" w:hAnsi="Courier New"/>
-          <w:sz w:val="16"/>
-          <w:szCs w:val="16"/>
-        </w:rPr>
-        <w:t xml:space="preserve">}</w:t>
-      </w:r>
-    </w:p>
-    <w:p>
-      <w:pPr>
-        <w:shd w:fill="F5F5F5" w:val="clear"/>
-        <w:spacing w:after="0"/>
-        <w:ind w:left="360"/>
-      </w:pPr>
-      <w:r>
-        <w:rPr>
-          <w:rFonts w:ascii="Courier New" w:cs="Courier New" w:eastAsia="Courier New" w:hAnsi="Courier New"/>
-          <w:sz w:val="16"/>
-          <w:szCs w:val="16"/>
-        </w:rPr>
-        <w:t xml:space="preserve">}</w:t>
-      </w:r>
-    </w:p>
-    <w:p>
-      <w:pPr>
-        <w:shd w:fill="F5F5F5" w:val="clear"/>
-        <w:spacing w:after="0"/>
-        <w:ind w:left="360"/>
-      </w:pPr>
-      <w:r>
-        <w:rPr>
-          <w:rFonts w:ascii="Courier New" w:cs="Courier New" w:eastAsia="Courier New" w:hAnsi="Courier New"/>
-          <w:sz w:val="16"/>
-          <w:szCs w:val="16"/>
-        </w:rPr>
-        <w:t xml:space="preserve">]</w:t>
-      </w:r>
-    </w:p>
-    <w:p>
-      <w:pPr>
-        <w:shd w:fill="F5F5F5" w:val="clear"/>
-        <w:spacing w:after="0"/>
-        <w:ind w:left="360"/>
-      </w:pPr>
-      <w:r>
-        <w:rPr>
-          <w:rFonts w:ascii="Courier New" w:cs="Courier New" w:eastAsia="Courier New" w:hAnsi="Courier New"/>
-          <w:sz w:val="16"/>
-          <w:szCs w:val="16"/>
-        </w:rPr>
-        <w:t xml:space="preserve">}</w:t>
-      </w:r>
-    </w:p>
-    <w:p>
-      <w:pPr>
-        <w:shd w:fill="F5F5F5" w:val="clear"/>
-        <w:spacing w:after="0"/>
-        <w:ind w:left="360"/>
-      </w:pPr>
-      <w:r>
-        <w:rPr>
-          <w:rFonts w:ascii="Courier New" w:cs="Courier New" w:eastAsia="Courier New" w:hAnsi="Courier New"/>
-          <w:sz w:val="16"/>
-          <w:szCs w:val="16"/>
-        </w:rPr>
-        <w:t xml:space="preserve">&lt;/script&gt;</w:t>
+        <w:t xml:space="preserve">Crawler findings (2026-08-31): No JSON-LD schema found | Low word count (118 words) — Pages with very little content are harder for Google to rank.. Direct site check 2026-09-14 confirms this body copy is already live on the page — DO NOT paste this again.</w:t>
+      </w:r>
+    </w:p>
+    <w:p>
+      <w:pPr>
+        <w:spacing w:after="120"/>
+      </w:pPr>
+      <w:r>
+        <w:rPr>
+          <w:rFonts w:ascii="Arial" w:cs="Arial" w:eastAsia="Arial" w:hAnsi="Arial"/>
+          <w:b/>
+          <w:bCs/>
+          <w:sz w:val="20"/>
+          <w:szCs w:val="20"/>
+        </w:rPr>
+        <w:t xml:space="preserve">Schema live per crawler (2026-08-31): None</w:t>
       </w:r>
     </w:p>
     <w:p>
@@ -2983,7 +2503,7 @@
           <w:sz w:val="20"/>
           <w:szCs w:val="20"/>
         </w:rPr>
-        <w:t xml:space="preserve">VERIFIED PENDING 2026-09-14 (direct site check confirms AFTER content is NOT live — safe to implement)</w:t>
+        <w:t xml:space="preserve">VERIFIED PENDING 2026-09-21 (direct site check confirms AFTER content is NOT live — safe to implement)</w:t>
       </w:r>
     </w:p>
     <w:p>
@@ -3649,7 +3169,7 @@
           <w:sz w:val="20"/>
           <w:szCs w:val="20"/>
         </w:rPr>
-        <w:t xml:space="preserve">VERIFIED PENDING 2026-09-14 (direct site check confirms AFTER content is NOT live — safe to implement)</w:t>
+        <w:t xml:space="preserve">VERIFIED PENDING 2026-09-21 (direct site check confirms AFTER content is NOT live — safe to implement)</w:t>
       </w:r>
     </w:p>
     <w:p>
@@ -4225,7 +3745,7 @@
           <w:sz w:val="20"/>
           <w:szCs w:val="20"/>
         </w:rPr>
-        <w:t xml:space="preserve">VERIFIED PENDING 2026-09-14 (direct site check confirms AFTER content is NOT live — safe to implement)</w:t>
+        <w:t xml:space="preserve">VERIFIED PENDING 2026-09-21 (direct site check confirms AFTER content is NOT live — safe to implement)</w:t>
       </w:r>
     </w:p>
     <w:p>
@@ -4801,7 +4321,7 @@
           <w:sz w:val="20"/>
           <w:szCs w:val="20"/>
         </w:rPr>
-        <w:t xml:space="preserve">VERIFIED PENDING 2026-09-14 (direct site check confirms AFTER content is NOT live — safe to implement)</w:t>
+        <w:t xml:space="preserve">VERIFIED PENDING 2026-09-21 (direct site check confirms AFTER content is NOT live — safe to implement)</w:t>
       </w:r>
     </w:p>
     <w:p>
@@ -5563,7 +5083,7 @@
           <w:sz w:val="20"/>
           <w:szCs w:val="20"/>
         </w:rPr>
-        <w:t xml:space="preserve">VERIFIED PENDING 2026-09-14 (direct site check confirms AFTER content is NOT live — safe to implement)</w:t>
+        <w:t xml:space="preserve">VERIFIED PENDING 2026-09-21 (direct site check confirms AFTER content is NOT live — safe to implement)</w:t>
       </w:r>
     </w:p>
     <w:p>
@@ -6325,7 +5845,7 @@
           <w:sz w:val="20"/>
           <w:szCs w:val="20"/>
         </w:rPr>
-        <w:t xml:space="preserve">VERIFIED PENDING 2026-09-14 (direct site check confirms AFTER content is NOT live — safe to implement)</w:t>
+        <w:t xml:space="preserve">VERIFIED PENDING 2026-09-21 (direct site check confirms AFTER content is NOT live — safe to implement)</w:t>
       </w:r>
     </w:p>
     <w:p>
@@ -6901,7 +6421,7 @@
           <w:sz w:val="20"/>
           <w:szCs w:val="20"/>
         </w:rPr>
-        <w:t xml:space="preserve">VERIFIED PENDING 2026-09-14 (direct site check confirms AFTER content is NOT live — safe to implement)</w:t>
+        <w:t xml:space="preserve">VERIFIED PENDING 2026-09-21 (direct site check confirms AFTER content is NOT live — safe to implement)</w:t>
       </w:r>
     </w:p>
     <w:p>
@@ -7477,7 +6997,7 @@
           <w:sz w:val="20"/>
           <w:szCs w:val="20"/>
         </w:rPr>
-        <w:t xml:space="preserve">VERIFIED PENDING 2026-09-14 (direct site check confirms AFTER content is NOT live — safe to implement)</w:t>
+        <w:t xml:space="preserve">VERIFIED PENDING 2026-09-21 (direct site check confirms AFTER content is NOT live — safe to implement)</w:t>
       </w:r>
     </w:p>
     <w:p>
@@ -8053,7 +7573,7 @@
           <w:sz w:val="20"/>
           <w:szCs w:val="20"/>
         </w:rPr>
-        <w:t xml:space="preserve">VERIFIED PENDING 2026-09-14 (direct site check confirms AFTER content is NOT live — safe to implement)</w:t>
+        <w:t xml:space="preserve">VERIFIED PENDING 2026-09-21 (direct site check confirms AFTER content is NOT live — safe to implement)</w:t>
       </w:r>
     </w:p>
     <w:p>
@@ -8629,7 +8149,7 @@
           <w:sz w:val="20"/>
           <w:szCs w:val="20"/>
         </w:rPr>
-        <w:t xml:space="preserve">VERIFIED PENDING 2026-09-14 (direct site check confirms AFTER content is NOT live — safe to implement)</w:t>
+        <w:t xml:space="preserve">VERIFIED PENDING 2026-09-21 (direct site check confirms AFTER content is NOT live — safe to implement)</w:t>
       </w:r>
     </w:p>
     <w:p>
@@ -8800,7 +8320,7 @@
           <w:sz w:val="20"/>
           <w:szCs w:val="20"/>
         </w:rPr>
-        <w:t xml:space="preserve">VERIFIED PENDING 2026-09-14 (direct site check confirms AFTER content is NOT live — safe to implement)</w:t>
+        <w:t xml:space="preserve">VERIFIED PENDING 2026-09-21 (direct site check confirms AFTER content is NOT live — safe to implement)</w:t>
       </w:r>
     </w:p>
     <w:p>
@@ -9376,7 +8896,7 @@
           <w:sz w:val="20"/>
           <w:szCs w:val="20"/>
         </w:rPr>
-        <w:t xml:space="preserve">VERIFIED PENDING 2026-09-14 (direct site check confirms AFTER content is NOT live — safe to implement)</w:t>
+        <w:t xml:space="preserve">VERIFIED PENDING 2026-09-21 (direct site check confirms AFTER content is NOT live — safe to implement)</w:t>
       </w:r>
     </w:p>
     <w:p>

--- a/SEO-Clients-Hub/clients/Fruth/FCP-On-Page-SEO-Audit-Running-Log.docx
+++ b/SEO-Clients-Hub/clients/Fruth/FCP-On-Page-SEO-Audit-Running-Log.docx
@@ -66,7 +66,7 @@
           <w:sz w:val="22"/>
           <w:szCs w:val="22"/>
         </w:rPr>
-        <w:t xml:space="preserve">Last updated: 2026-09-21   •   Pages audited: 46 of 48   •   Verified live: 27   •   Needs attention: 19</w:t>
+        <w:t xml:space="preserve">Last updated: 2026-09-25   •   Pages audited: 47 of 48   •   Verified live: 27   •   Needs attention: 20</w:t>
       </w:r>
     </w:p>
     <w:p>
@@ -13179,7 +13179,7 @@
           <w:sz w:val="30"/>
           <w:szCs w:val="30"/>
         </w:rPr>
-        <w:t xml:space="preserve">Blog: Custom Medical Packaging for Catheter &amp; Syringe Bags</w:t>
+        <w:t xml:space="preserve">Blog: 3 Questions to Ask Your Medical Packaging Manufacturer</w:t>
       </w:r>
     </w:p>
     <w:p>
@@ -13195,7 +13195,7 @@
           <w:sz w:val="20"/>
           <w:szCs w:val="20"/>
         </w:rPr>
-        <w:t xml:space="preserve">AUDITED 2026-08-31 — meta too long, needs shortening</w:t>
+        <w:t xml:space="preserve">AUDITED 2026-09-25 — 1 fix needed (schema), 1 opportunity (internal links)</w:t>
       </w:r>
     </w:p>
     <w:p>
@@ -13219,7 +13219,7 @@
           <w:sz w:val="20"/>
           <w:szCs w:val="20"/>
         </w:rPr>
-        <w:t xml:space="preserve">https://www.fruth.com/learning-center/custom-medical-packaging-for-catheter-syringe-bags</w:t>
+        <w:t xml:space="preserve">https://www.fruth.com/learning-center/3-questions-to-be-asking-your-medical-packaging-manufacturer</w:t>
       </w:r>
     </w:p>
     <w:p>
@@ -13266,22 +13266,61 @@
           <w:sz w:val="20"/>
           <w:szCs w:val="20"/>
         </w:rPr>
-        <w:t xml:space="preserve">2026-08-31</w:t>
-      </w:r>
-    </w:p>
-    <w:p>
-      <w:pPr>
-        <w:spacing w:after="120"/>
-      </w:pPr>
-      <w:r>
-        <w:rPr>
-          <w:rFonts w:ascii="Arial" w:cs="Arial" w:eastAsia="Arial" w:hAnsi="Arial"/>
-          <w:b/>
-          <w:bCs/>
-          <w:sz w:val="20"/>
-          <w:szCs w:val="20"/>
-        </w:rPr>
-        <w:t xml:space="preserve">Meta Description (140 chars)</w:t>
+        <w:t xml:space="preserve">2026-09-25</w:t>
+      </w:r>
+    </w:p>
+    <w:p>
+      <w:pPr>
+        <w:spacing w:after="120"/>
+      </w:pPr>
+      <w:r>
+        <w:rPr>
+          <w:rFonts w:ascii="Arial" w:cs="Arial" w:eastAsia="Arial" w:hAnsi="Arial"/>
+          <w:b/>
+          <w:bCs/>
+          <w:sz w:val="20"/>
+          <w:szCs w:val="20"/>
+        </w:rPr>
+        <w:t xml:space="preserve">Page Title (60 chars)</w:t>
+      </w:r>
+      <w:r>
+        <w:rPr>
+          <w:rFonts w:ascii="Arial" w:cs="Arial" w:eastAsia="Arial" w:hAnsi="Arial"/>
+          <w:sz w:val="20"/>
+          <w:szCs w:val="20"/>
+        </w:rPr>
+        <w:t xml:space="preserve"/>
+      </w:r>
+    </w:p>
+    <w:p>
+      <w:pPr>
+        <w:spacing w:after="120"/>
+      </w:pPr>
+      <w:r>
+        <w:rPr>
+          <w:rFonts w:ascii="Arial" w:cs="Arial" w:eastAsia="Arial" w:hAnsi="Arial"/>
+          <w:b/>
+          <w:bCs/>
+          <w:color w:val="003366"/>
+          <w:sz w:val="22"/>
+          <w:szCs w:val="22"/>
+        </w:rPr>
+        <w:t xml:space="preserve">3 Questions to be Asking Your Medical Packaging Manufacturer</w:t>
+      </w:r>
+    </w:p>
+    <w:p>
+      <w:pPr>
+        <w:spacing w:after="120"/>
+      </w:pPr>
+      <w:r>
+        <w:rPr>
+          <w:rFonts w:ascii="Arial" w:cs="Arial" w:eastAsia="Arial" w:hAnsi="Arial"/>
+          <w:b/>
+          <w:bCs/>
+          <w:sz w:val="20"/>
+          <w:szCs w:val="20"/>
+        </w:rPr>
+        <w:t xml:space="preserve">Meta Description (152 chars)</w:t>
       </w:r>
       <w:r>
         <w:rPr>
@@ -13303,6 +13342,674 @@
           <w:sz w:val="22"/>
           <w:szCs w:val="22"/>
         </w:rPr>
+        <w:t xml:space="preserve">Learn how to choose the right medical packaging manufacturer. Discover key factors like in-house production, lead times, and custom packaging solutions.</w:t>
+      </w:r>
+    </w:p>
+    <w:p>
+      <w:pPr>
+        <w:spacing w:after="120"/>
+      </w:pPr>
+      <w:r>
+        <w:rPr>
+          <w:rFonts w:ascii="Arial" w:cs="Arial" w:eastAsia="Arial" w:hAnsi="Arial"/>
+          <w:b/>
+          <w:bCs/>
+          <w:sz w:val="20"/>
+          <w:szCs w:val="20"/>
+        </w:rPr>
+        <w:t xml:space="preserve">Notes: </w:t>
+      </w:r>
+      <w:r>
+        <w:rPr>
+          <w:rFonts w:ascii="Arial" w:cs="Arial" w:eastAsia="Arial" w:hAnsi="Arial"/>
+          <w:sz w:val="20"/>
+          <w:szCs w:val="20"/>
+        </w:rPr>
+        <w:t xml:space="preserve">TITLE TAG: no change needed (60 chars, current — already live).
+META DESCRIPTION: no change needed (152 chars, current — already live).
+ALT TAGS: no change needed. All 4 images checked via DOM — image 1 is the post's own hero (alt matches this post's title, correct); images 2-4 are an auto-generated "Related Posts" module (hhs-blog-card-inner), each correctly linking to and describing its OWN article. Not a bug.
+CANONICAL / H1 / WORD COUNT: all fine (canonical present + correct, H1 matches title, 661 words).
+SCHEMA — FIX NEEDED: live "publisher" field says "Garlock Flexibles" with Garlock's logo instead of Fruth (cross-brand contamination from the shared HubSpot portal — same pattern as the C-P Flexible Packaging news post). Corrected block below; placeholder logo URL (fruth.com/logo.png) not independently verified against HubSpot.
+POTENTIAL LINKS — 0 internal links currently in the article body (confirmed via DOM check; only the auto Related-Posts cards link anywhere). Recommend adding:
+1. Q1 "operate fully in-house" -&gt; /capabilities
+2. Q1 "A vertically integrated manufacturer" -&gt; /fruth-360
+3. Q2 "fully manufactured in the United States" -&gt; /our-story
+4. Q3 "sterilization compatibility" -&gt; /products/bags/autoclave-bags
+5. Closing "protected, compliant, and ready for market" -&gt; /industries</w:t>
+      </w:r>
+    </w:p>
+    <w:p>
+      <w:pPr>
+        <w:spacing w:after="120"/>
+      </w:pPr>
+      <w:r>
+        <w:rPr>
+          <w:rFonts w:ascii="Arial" w:cs="Arial" w:eastAsia="Arial" w:hAnsi="Arial"/>
+          <w:b/>
+          <w:bCs/>
+          <w:sz w:val="20"/>
+          <w:szCs w:val="20"/>
+        </w:rPr>
+        <w:t xml:space="preserve">SCHEMA (Head HTML) — current is wrong, replace with corrected version below</w:t>
+      </w:r>
+    </w:p>
+    <w:p>
+      <w:pPr>
+        <w:shd w:fill="F5F5F5" w:val="clear"/>
+        <w:spacing w:after="0"/>
+        <w:ind w:left="360"/>
+      </w:pPr>
+      <w:r>
+        <w:rPr>
+          <w:rFonts w:ascii="Courier New" w:cs="Courier New" w:eastAsia="Courier New" w:hAnsi="Courier New"/>
+          <w:sz w:val="16"/>
+          <w:szCs w:val="16"/>
+        </w:rPr>
+        <w:t xml:space="preserve">CURRENT (live, wrong publisher):</w:t>
+      </w:r>
+    </w:p>
+    <w:p>
+      <w:pPr>
+        <w:shd w:fill="F5F5F5" w:val="clear"/>
+        <w:spacing w:after="0"/>
+        <w:ind w:left="360"/>
+      </w:pPr>
+      <w:r>
+        <w:rPr>
+          <w:rFonts w:ascii="Courier New" w:cs="Courier New" w:eastAsia="Courier New" w:hAnsi="Courier New"/>
+          <w:sz w:val="16"/>
+          <w:szCs w:val="16"/>
+        </w:rPr>
+        <w:t xml:space="preserve">&lt;script type="application/ld+json"&gt;</w:t>
+      </w:r>
+    </w:p>
+    <w:p>
+      <w:pPr>
+        <w:shd w:fill="F5F5F5" w:val="clear"/>
+        <w:spacing w:after="0"/>
+        <w:ind w:left="360"/>
+      </w:pPr>
+      <w:r>
+        <w:rPr>
+          <w:rFonts w:ascii="Courier New" w:cs="Courier New" w:eastAsia="Courier New" w:hAnsi="Courier New"/>
+          <w:sz w:val="16"/>
+          <w:szCs w:val="16"/>
+        </w:rPr>
+        <w:t xml:space="preserve">{</w:t>
+      </w:r>
+    </w:p>
+    <w:p>
+      <w:pPr>
+        <w:shd w:fill="F5F5F5" w:val="clear"/>
+        <w:spacing w:after="0"/>
+        <w:ind w:left="360"/>
+      </w:pPr>
+      <w:r>
+        <w:rPr>
+          <w:rFonts w:ascii="Courier New" w:cs="Courier New" w:eastAsia="Courier New" w:hAnsi="Courier New"/>
+          <w:sz w:val="16"/>
+          <w:szCs w:val="16"/>
+        </w:rPr>
+        <w:t xml:space="preserve">  "mainEntityOfPage" : { "@type" : "WebPage", "@id" : "https://www.fruth.com/learning-center/3-questions-to-be-asking-your-medical-packaging-manufacturer" },</w:t>
+      </w:r>
+    </w:p>
+    <w:p>
+      <w:pPr>
+        <w:shd w:fill="F5F5F5" w:val="clear"/>
+        <w:spacing w:after="0"/>
+        <w:ind w:left="360"/>
+      </w:pPr>
+      <w:r>
+        <w:rPr>
+          <w:rFonts w:ascii="Courier New" w:cs="Courier New" w:eastAsia="Courier New" w:hAnsi="Courier New"/>
+          <w:sz w:val="16"/>
+          <w:szCs w:val="16"/>
+        </w:rPr>
+        <w:t xml:space="preserve">  "author" : { "name" : "Fruth Custom Packaging", "url" : "https://www.fruth.com/learning-center/author/fruth-custom-packaging", "@type" : "Person" },</w:t>
+      </w:r>
+    </w:p>
+    <w:p>
+      <w:pPr>
+        <w:shd w:fill="F5F5F5" w:val="clear"/>
+        <w:spacing w:after="0"/>
+        <w:ind w:left="360"/>
+      </w:pPr>
+      <w:r>
+        <w:rPr>
+          <w:rFonts w:ascii="Courier New" w:cs="Courier New" w:eastAsia="Courier New" w:hAnsi="Courier New"/>
+          <w:sz w:val="16"/>
+          <w:szCs w:val="16"/>
+        </w:rPr>
+        <w:t xml:space="preserve">  "headline" : "3 Questions to be Asking Your Medical Packaging Manufacturer",</w:t>
+      </w:r>
+    </w:p>
+    <w:p>
+      <w:pPr>
+        <w:shd w:fill="F5F5F5" w:val="clear"/>
+        <w:spacing w:after="0"/>
+        <w:ind w:left="360"/>
+      </w:pPr>
+      <w:r>
+        <w:rPr>
+          <w:rFonts w:ascii="Courier New" w:cs="Courier New" w:eastAsia="Courier New" w:hAnsi="Courier New"/>
+          <w:sz w:val="16"/>
+          <w:szCs w:val="16"/>
+        </w:rPr>
+        <w:t xml:space="preserve">  "datePublished" : "2024-09-13T12:45:00.000Z",</w:t>
+      </w:r>
+    </w:p>
+    <w:p>
+      <w:pPr>
+        <w:shd w:fill="F5F5F5" w:val="clear"/>
+        <w:spacing w:after="0"/>
+        <w:ind w:left="360"/>
+      </w:pPr>
+      <w:r>
+        <w:rPr>
+          <w:rFonts w:ascii="Courier New" w:cs="Courier New" w:eastAsia="Courier New" w:hAnsi="Courier New"/>
+          <w:sz w:val="16"/>
+          <w:szCs w:val="16"/>
+        </w:rPr>
+        <w:t xml:space="preserve">  "dateModified" : "2026-02-17T15:52:14.829Z",</w:t>
+      </w:r>
+    </w:p>
+    <w:p>
+      <w:pPr>
+        <w:shd w:fill="F5F5F5" w:val="clear"/>
+        <w:spacing w:after="0"/>
+        <w:ind w:left="360"/>
+      </w:pPr>
+      <w:r>
+        <w:rPr>
+          <w:rFonts w:ascii="Courier New" w:cs="Courier New" w:eastAsia="Courier New" w:hAnsi="Courier New"/>
+          <w:sz w:val="16"/>
+          <w:szCs w:val="16"/>
+        </w:rPr>
+        <w:t xml:space="preserve">  "publisher" : { "name" : "Garlock Flexibles", "logo" : { "url" : "https://www.fruth.com/hubfs/Garlock%20Logo.jpg", "@type" : "ImageObject" }, "@type" : "Organization" },</w:t>
+      </w:r>
+    </w:p>
+    <w:p>
+      <w:pPr>
+        <w:shd w:fill="F5F5F5" w:val="clear"/>
+        <w:spacing w:after="0"/>
+        <w:ind w:left="360"/>
+      </w:pPr>
+      <w:r>
+        <w:rPr>
+          <w:rFonts w:ascii="Courier New" w:cs="Courier New" w:eastAsia="Courier New" w:hAnsi="Courier New"/>
+          <w:sz w:val="16"/>
+          <w:szCs w:val="16"/>
+        </w:rPr>
+        <w:t xml:space="preserve">  "@context" : "https://schema.org",</w:t>
+      </w:r>
+    </w:p>
+    <w:p>
+      <w:pPr>
+        <w:shd w:fill="F5F5F5" w:val="clear"/>
+        <w:spacing w:after="0"/>
+        <w:ind w:left="360"/>
+      </w:pPr>
+      <w:r>
+        <w:rPr>
+          <w:rFonts w:ascii="Courier New" w:cs="Courier New" w:eastAsia="Courier New" w:hAnsi="Courier New"/>
+          <w:sz w:val="16"/>
+          <w:szCs w:val="16"/>
+        </w:rPr>
+        <w:t xml:space="preserve">  "@type" : "BlogPosting",</w:t>
+      </w:r>
+    </w:p>
+    <w:p>
+      <w:pPr>
+        <w:shd w:fill="F5F5F5" w:val="clear"/>
+        <w:spacing w:after="0"/>
+        <w:ind w:left="360"/>
+      </w:pPr>
+      <w:r>
+        <w:rPr>
+          <w:rFonts w:ascii="Courier New" w:cs="Courier New" w:eastAsia="Courier New" w:hAnsi="Courier New"/>
+          <w:sz w:val="16"/>
+          <w:szCs w:val="16"/>
+        </w:rPr>
+        <w:t xml:space="preserve">  "image" : [ "https://www.fruth.com/hubfs/Fruth%20Custom%20Packaging/Home/customization.jpg" ]</w:t>
+      </w:r>
+    </w:p>
+    <w:p>
+      <w:pPr>
+        <w:shd w:fill="F5F5F5" w:val="clear"/>
+        <w:spacing w:after="0"/>
+        <w:ind w:left="360"/>
+      </w:pPr>
+      <w:r>
+        <w:rPr>
+          <w:rFonts w:ascii="Courier New" w:cs="Courier New" w:eastAsia="Courier New" w:hAnsi="Courier New"/>
+          <w:sz w:val="16"/>
+          <w:szCs w:val="16"/>
+        </w:rPr>
+        <w:t xml:space="preserve">}</w:t>
+      </w:r>
+    </w:p>
+    <w:p>
+      <w:pPr>
+        <w:shd w:fill="F5F5F5" w:val="clear"/>
+        <w:spacing w:after="0"/>
+        <w:ind w:left="360"/>
+      </w:pPr>
+      <w:r>
+        <w:rPr>
+          <w:rFonts w:ascii="Courier New" w:cs="Courier New" w:eastAsia="Courier New" w:hAnsi="Courier New"/>
+          <w:sz w:val="16"/>
+          <w:szCs w:val="16"/>
+        </w:rPr>
+        <w:t xml:space="preserve">&lt;/script&gt;</w:t>
+      </w:r>
+    </w:p>
+    <w:p>
+      <w:pPr>
+        <w:shd w:fill="F5F5F5" w:val="clear"/>
+        <w:spacing w:after="0"/>
+        <w:ind w:left="360"/>
+      </w:pPr>
+      <w:r>
+        <w:rPr>
+          <w:rFonts w:ascii="Courier New" w:cs="Courier New" w:eastAsia="Courier New" w:hAnsi="Courier New"/>
+          <w:sz w:val="16"/>
+          <w:szCs w:val="16"/>
+        </w:rPr>
+        <w:t xml:space="preserve"> </w:t>
+      </w:r>
+    </w:p>
+    <w:p>
+      <w:pPr>
+        <w:shd w:fill="F5F5F5" w:val="clear"/>
+        <w:spacing w:after="0"/>
+        <w:ind w:left="360"/>
+      </w:pPr>
+      <w:r>
+        <w:rPr>
+          <w:rFonts w:ascii="Courier New" w:cs="Courier New" w:eastAsia="Courier New" w:hAnsi="Courier New"/>
+          <w:sz w:val="16"/>
+          <w:szCs w:val="16"/>
+        </w:rPr>
+        <w:t xml:space="preserve">CORRECTED (paste this instead):</w:t>
+      </w:r>
+    </w:p>
+    <w:p>
+      <w:pPr>
+        <w:shd w:fill="F5F5F5" w:val="clear"/>
+        <w:spacing w:after="0"/>
+        <w:ind w:left="360"/>
+      </w:pPr>
+      <w:r>
+        <w:rPr>
+          <w:rFonts w:ascii="Courier New" w:cs="Courier New" w:eastAsia="Courier New" w:hAnsi="Courier New"/>
+          <w:sz w:val="16"/>
+          <w:szCs w:val="16"/>
+        </w:rPr>
+        <w:t xml:space="preserve">&lt;script type="application/ld+json"&gt;</w:t>
+      </w:r>
+    </w:p>
+    <w:p>
+      <w:pPr>
+        <w:shd w:fill="F5F5F5" w:val="clear"/>
+        <w:spacing w:after="0"/>
+        <w:ind w:left="360"/>
+      </w:pPr>
+      <w:r>
+        <w:rPr>
+          <w:rFonts w:ascii="Courier New" w:cs="Courier New" w:eastAsia="Courier New" w:hAnsi="Courier New"/>
+          <w:sz w:val="16"/>
+          <w:szCs w:val="16"/>
+        </w:rPr>
+        <w:t xml:space="preserve">{</w:t>
+      </w:r>
+    </w:p>
+    <w:p>
+      <w:pPr>
+        <w:shd w:fill="F5F5F5" w:val="clear"/>
+        <w:spacing w:after="0"/>
+        <w:ind w:left="360"/>
+      </w:pPr>
+      <w:r>
+        <w:rPr>
+          <w:rFonts w:ascii="Courier New" w:cs="Courier New" w:eastAsia="Courier New" w:hAnsi="Courier New"/>
+          <w:sz w:val="16"/>
+          <w:szCs w:val="16"/>
+        </w:rPr>
+        <w:t xml:space="preserve">  "mainEntityOfPage" : { "@type" : "WebPage", "@id" : "https://www.fruth.com/learning-center/3-questions-to-be-asking-your-medical-packaging-manufacturer" },</w:t>
+      </w:r>
+    </w:p>
+    <w:p>
+      <w:pPr>
+        <w:shd w:fill="F5F5F5" w:val="clear"/>
+        <w:spacing w:after="0"/>
+        <w:ind w:left="360"/>
+      </w:pPr>
+      <w:r>
+        <w:rPr>
+          <w:rFonts w:ascii="Courier New" w:cs="Courier New" w:eastAsia="Courier New" w:hAnsi="Courier New"/>
+          <w:sz w:val="16"/>
+          <w:szCs w:val="16"/>
+        </w:rPr>
+        <w:t xml:space="preserve">  "author" : { "name" : "Fruth Custom Packaging", "url" : "https://www.fruth.com/learning-center/author/fruth-custom-packaging", "@type" : "Person" },</w:t>
+      </w:r>
+    </w:p>
+    <w:p>
+      <w:pPr>
+        <w:shd w:fill="F5F5F5" w:val="clear"/>
+        <w:spacing w:after="0"/>
+        <w:ind w:left="360"/>
+      </w:pPr>
+      <w:r>
+        <w:rPr>
+          <w:rFonts w:ascii="Courier New" w:cs="Courier New" w:eastAsia="Courier New" w:hAnsi="Courier New"/>
+          <w:sz w:val="16"/>
+          <w:szCs w:val="16"/>
+        </w:rPr>
+        <w:t xml:space="preserve">  "headline" : "3 Questions to be Asking Your Medical Packaging Manufacturer",</w:t>
+      </w:r>
+    </w:p>
+    <w:p>
+      <w:pPr>
+        <w:shd w:fill="F5F5F5" w:val="clear"/>
+        <w:spacing w:after="0"/>
+        <w:ind w:left="360"/>
+      </w:pPr>
+      <w:r>
+        <w:rPr>
+          <w:rFonts w:ascii="Courier New" w:cs="Courier New" w:eastAsia="Courier New" w:hAnsi="Courier New"/>
+          <w:sz w:val="16"/>
+          <w:szCs w:val="16"/>
+        </w:rPr>
+        <w:t xml:space="preserve">  "datePublished" : "2024-09-13T12:45:00.000Z",</w:t>
+      </w:r>
+    </w:p>
+    <w:p>
+      <w:pPr>
+        <w:shd w:fill="F5F5F5" w:val="clear"/>
+        <w:spacing w:after="0"/>
+        <w:ind w:left="360"/>
+      </w:pPr>
+      <w:r>
+        <w:rPr>
+          <w:rFonts w:ascii="Courier New" w:cs="Courier New" w:eastAsia="Courier New" w:hAnsi="Courier New"/>
+          <w:sz w:val="16"/>
+          <w:szCs w:val="16"/>
+        </w:rPr>
+        <w:t xml:space="preserve">  "dateModified" : "2026-02-17T15:52:14.829Z",</w:t>
+      </w:r>
+    </w:p>
+    <w:p>
+      <w:pPr>
+        <w:shd w:fill="F5F5F5" w:val="clear"/>
+        <w:spacing w:after="0"/>
+        <w:ind w:left="360"/>
+      </w:pPr>
+      <w:r>
+        <w:rPr>
+          <w:rFonts w:ascii="Courier New" w:cs="Courier New" w:eastAsia="Courier New" w:hAnsi="Courier New"/>
+          <w:sz w:val="16"/>
+          <w:szCs w:val="16"/>
+        </w:rPr>
+        <w:t xml:space="preserve">  "publisher" : { "name" : "Fruth Custom Packaging", "logo" : { "url" : "https://www.fruth.com/logo.png", "@type" : "ImageObject" }, "@type" : "Organization" },</w:t>
+      </w:r>
+    </w:p>
+    <w:p>
+      <w:pPr>
+        <w:shd w:fill="F5F5F5" w:val="clear"/>
+        <w:spacing w:after="0"/>
+        <w:ind w:left="360"/>
+      </w:pPr>
+      <w:r>
+        <w:rPr>
+          <w:rFonts w:ascii="Courier New" w:cs="Courier New" w:eastAsia="Courier New" w:hAnsi="Courier New"/>
+          <w:sz w:val="16"/>
+          <w:szCs w:val="16"/>
+        </w:rPr>
+        <w:t xml:space="preserve">  "@context" : "https://schema.org",</w:t>
+      </w:r>
+    </w:p>
+    <w:p>
+      <w:pPr>
+        <w:shd w:fill="F5F5F5" w:val="clear"/>
+        <w:spacing w:after="0"/>
+        <w:ind w:left="360"/>
+      </w:pPr>
+      <w:r>
+        <w:rPr>
+          <w:rFonts w:ascii="Courier New" w:cs="Courier New" w:eastAsia="Courier New" w:hAnsi="Courier New"/>
+          <w:sz w:val="16"/>
+          <w:szCs w:val="16"/>
+        </w:rPr>
+        <w:t xml:space="preserve">  "@type" : "BlogPosting",</w:t>
+      </w:r>
+    </w:p>
+    <w:p>
+      <w:pPr>
+        <w:shd w:fill="F5F5F5" w:val="clear"/>
+        <w:spacing w:after="0"/>
+        <w:ind w:left="360"/>
+      </w:pPr>
+      <w:r>
+        <w:rPr>
+          <w:rFonts w:ascii="Courier New" w:cs="Courier New" w:eastAsia="Courier New" w:hAnsi="Courier New"/>
+          <w:sz w:val="16"/>
+          <w:szCs w:val="16"/>
+        </w:rPr>
+        <w:t xml:space="preserve">  "image" : [ "https://www.fruth.com/hubfs/Fruth%20Custom%20Packaging/Home/customization.jpg" ]</w:t>
+      </w:r>
+    </w:p>
+    <w:p>
+      <w:pPr>
+        <w:shd w:fill="F5F5F5" w:val="clear"/>
+        <w:spacing w:after="0"/>
+        <w:ind w:left="360"/>
+      </w:pPr>
+      <w:r>
+        <w:rPr>
+          <w:rFonts w:ascii="Courier New" w:cs="Courier New" w:eastAsia="Courier New" w:hAnsi="Courier New"/>
+          <w:sz w:val="16"/>
+          <w:szCs w:val="16"/>
+        </w:rPr>
+        <w:t xml:space="preserve">}</w:t>
+      </w:r>
+    </w:p>
+    <w:p>
+      <w:pPr>
+        <w:shd w:fill="F5F5F5" w:val="clear"/>
+        <w:spacing w:after="0"/>
+        <w:ind w:left="360"/>
+      </w:pPr>
+      <w:r>
+        <w:rPr>
+          <w:rFonts w:ascii="Courier New" w:cs="Courier New" w:eastAsia="Courier New" w:hAnsi="Courier New"/>
+          <w:sz w:val="16"/>
+          <w:szCs w:val="16"/>
+        </w:rPr>
+        <w:t xml:space="preserve">&lt;/script&gt;</w:t>
+      </w:r>
+    </w:p>
+    <w:p>
+      <w:pPr>
+        <w:spacing w:after="160"/>
+      </w:pPr>
+    </w:p>
+    <w:p>
+      <w:pPr>
+        <w:pStyle w:val="Heading1"/>
+        <w:spacing w:after="160" w:before="400"/>
+      </w:pPr>
+      <w:r>
+        <w:rPr>
+          <w:rFonts w:ascii="Arial" w:cs="Arial" w:eastAsia="Arial" w:hAnsi="Arial"/>
+          <w:b/>
+          <w:bCs/>
+          <w:color w:val="003366"/>
+          <w:sz w:val="30"/>
+          <w:szCs w:val="30"/>
+        </w:rPr>
+        <w:t xml:space="preserve">Blog: Custom Medical Packaging for Catheter &amp; Syringe Bags</w:t>
+      </w:r>
+    </w:p>
+    <w:p>
+      <w:pPr>
+        <w:spacing w:after="120"/>
+      </w:pPr>
+      <w:r>
+        <w:rPr>
+          <w:rFonts w:ascii="Arial" w:cs="Arial" w:eastAsia="Arial" w:hAnsi="Arial"/>
+          <w:b/>
+          <w:bCs/>
+          <w:color w:val="B26B00"/>
+          <w:sz w:val="20"/>
+          <w:szCs w:val="20"/>
+        </w:rPr>
+        <w:t xml:space="preserve">AUDITED 2026-09-25 — 2 fixes needed (meta, schema), 1 opportunity (internal links)</w:t>
+      </w:r>
+    </w:p>
+    <w:p>
+      <w:pPr>
+        <w:spacing w:after="120"/>
+      </w:pPr>
+      <w:r>
+        <w:rPr>
+          <w:rFonts w:ascii="Arial" w:cs="Arial" w:eastAsia="Arial" w:hAnsi="Arial"/>
+          <w:b/>
+          <w:bCs/>
+          <w:sz w:val="20"/>
+          <w:szCs w:val="20"/>
+        </w:rPr>
+        <w:t xml:space="preserve">Live URL: </w:t>
+      </w:r>
+      <w:r>
+        <w:rPr>
+          <w:rFonts w:ascii="Arial" w:cs="Arial" w:eastAsia="Arial" w:hAnsi="Arial"/>
+          <w:color w:val="0563C1"/>
+          <w:sz w:val="20"/>
+          <w:szCs w:val="20"/>
+        </w:rPr>
+        <w:t xml:space="preserve">https://www.fruth.com/learning-center/custom-medical-packaging-for-catheter-syringe-bags</w:t>
+      </w:r>
+    </w:p>
+    <w:p>
+      <w:pPr>
+        <w:spacing w:after="120"/>
+      </w:pPr>
+      <w:r>
+        <w:rPr>
+          <w:rFonts w:ascii="Arial" w:cs="Arial" w:eastAsia="Arial" w:hAnsi="Arial"/>
+          <w:b/>
+          <w:bCs/>
+          <w:sz w:val="20"/>
+          <w:szCs w:val="20"/>
+        </w:rPr>
+        <w:t xml:space="preserve">HubSpot editor: </w:t>
+      </w:r>
+      <w:r>
+        <w:rPr>
+          <w:rFonts w:ascii="Arial" w:cs="Arial" w:eastAsia="Arial" w:hAnsi="Arial"/>
+          <w:color w:val="0563C1"/>
+          <w:sz w:val="20"/>
+          <w:szCs w:val="20"/>
+        </w:rPr>
+        <w:t xml:space="preserve">https://app.hubspot.com/</w:t>
+      </w:r>
+    </w:p>
+    <w:p>
+      <w:pPr>
+        <w:spacing w:after="120"/>
+      </w:pPr>
+      <w:r>
+        <w:rPr>
+          <w:rFonts w:ascii="Arial" w:cs="Arial" w:eastAsia="Arial" w:hAnsi="Arial"/>
+          <w:b/>
+          <w:bCs/>
+          <w:sz w:val="20"/>
+          <w:szCs w:val="20"/>
+        </w:rPr>
+        <w:t xml:space="preserve">Audited: </w:t>
+      </w:r>
+      <w:r>
+        <w:rPr>
+          <w:rFonts w:ascii="Arial" w:cs="Arial" w:eastAsia="Arial" w:hAnsi="Arial"/>
+          <w:sz w:val="20"/>
+          <w:szCs w:val="20"/>
+        </w:rPr>
+        <w:t xml:space="preserve">2026-09-25</w:t>
+      </w:r>
+    </w:p>
+    <w:p>
+      <w:pPr>
+        <w:spacing w:after="120"/>
+      </w:pPr>
+      <w:r>
+        <w:rPr>
+          <w:rFonts w:ascii="Arial" w:cs="Arial" w:eastAsia="Arial" w:hAnsi="Arial"/>
+          <w:b/>
+          <w:bCs/>
+          <w:sz w:val="20"/>
+          <w:szCs w:val="20"/>
+        </w:rPr>
+        <w:t xml:space="preserve">Page Title (50 chars)</w:t>
+      </w:r>
+      <w:r>
+        <w:rPr>
+          <w:rFonts w:ascii="Arial" w:cs="Arial" w:eastAsia="Arial" w:hAnsi="Arial"/>
+          <w:sz w:val="20"/>
+          <w:szCs w:val="20"/>
+        </w:rPr>
+        <w:t xml:space="preserve"/>
+      </w:r>
+    </w:p>
+    <w:p>
+      <w:pPr>
+        <w:spacing w:after="120"/>
+      </w:pPr>
+      <w:r>
+        <w:rPr>
+          <w:rFonts w:ascii="Arial" w:cs="Arial" w:eastAsia="Arial" w:hAnsi="Arial"/>
+          <w:b/>
+          <w:bCs/>
+          <w:color w:val="003366"/>
+          <w:sz w:val="22"/>
+          <w:szCs w:val="22"/>
+        </w:rPr>
+        <w:t xml:space="preserve">Custom Medical Packaging for Catheter Syringe Bags</w:t>
+      </w:r>
+    </w:p>
+    <w:p>
+      <w:pPr>
+        <w:spacing w:after="120"/>
+      </w:pPr>
+      <w:r>
+        <w:rPr>
+          <w:rFonts w:ascii="Arial" w:cs="Arial" w:eastAsia="Arial" w:hAnsi="Arial"/>
+          <w:b/>
+          <w:bCs/>
+          <w:sz w:val="20"/>
+          <w:szCs w:val="20"/>
+        </w:rPr>
+        <w:t xml:space="preserve">Meta Description (140 chars)</w:t>
+      </w:r>
+      <w:r>
+        <w:rPr>
+          <w:rFonts w:ascii="Arial" w:cs="Arial" w:eastAsia="Arial" w:hAnsi="Arial"/>
+          <w:sz w:val="20"/>
+          <w:szCs w:val="20"/>
+        </w:rPr>
+        <w:t xml:space="preserve"/>
+      </w:r>
+    </w:p>
+    <w:p>
+      <w:pPr>
+        <w:spacing w:after="120"/>
+      </w:pPr>
+      <w:r>
+        <w:rPr>
+          <w:rFonts w:ascii="Arial" w:cs="Arial" w:eastAsia="Arial" w:hAnsi="Arial"/>
+          <w:color w:val="333333"/>
+          <w:sz w:val="22"/>
+          <w:szCs w:val="22"/>
+        </w:rPr>
         <w:t xml:space="preserve">Fruth manufactures custom medical packaging for catheters and syringes — sterile bags built to spec for device makers and healthcare buyers.</w:t>
       </w:r>
     </w:p>
@@ -13326,7 +14033,466 @@
           <w:sz w:val="20"/>
           <w:szCs w:val="20"/>
         </w:rPr>
-        <w:t xml:space="preserve">Crawler: meta description long (182 chars, aim for 140-160) — gets truncated in search results.</w:t>
+        <w:t xml:space="preserve">TITLE TAG: no change needed (50 chars, current — already live).
+META DESCRIPTION — FIX NEEDED: current is 182 chars (aim 140-160), gets truncated in search results. Corrected version above (140 chars).
+ALT TAGS: no change needed. Same pattern as the other blog posts on this site — image 1 is this post's own hero (alt matches this post's title, correct); images 2-4 are the auto "Related Posts" module, each correctly linking to and describing its own article.
+CANONICAL / H1 / WORD COUNT: all fine (canonical present + correct, single H1 matches title, 484 words).
+SCHEMA — FIX NEEDED: same "Garlock Flexibles" publisher bug found on the "3 Questions" blog post — this is now confirmed on 2 of 2 blog posts checked, likely site-wide across every Learning Center article on this shared HubSpot portal. Corrected block below; placeholder logo URL (fruth.com/logo.png) not independently verified.
+POTENTIAL LINKS — 0 internal links currently in the article body. Recommend adding:
+1. "we recently partnered with a medical packaging supplier" -&gt; /industries (Medical/Bio/Pharma Packaging section)
+2. "state-of-the-art printing presses and in-house flexographic printing capabilities" -&gt; /capabilities
+3. "advanced conversion capabilities" -&gt; /capabilities
+4. Closing "our team is ready to help design a solution tailored to your requirements" -&gt; /contact</w:t>
+      </w:r>
+    </w:p>
+    <w:p>
+      <w:pPr>
+        <w:spacing w:after="120"/>
+      </w:pPr>
+      <w:r>
+        <w:rPr>
+          <w:rFonts w:ascii="Arial" w:cs="Arial" w:eastAsia="Arial" w:hAnsi="Arial"/>
+          <w:b/>
+          <w:bCs/>
+          <w:sz w:val="20"/>
+          <w:szCs w:val="20"/>
+        </w:rPr>
+        <w:t xml:space="preserve">SCHEMA (Head HTML) — current is wrong, replace with corrected version below</w:t>
+      </w:r>
+    </w:p>
+    <w:p>
+      <w:pPr>
+        <w:shd w:fill="F5F5F5" w:val="clear"/>
+        <w:spacing w:after="0"/>
+        <w:ind w:left="360"/>
+      </w:pPr>
+      <w:r>
+        <w:rPr>
+          <w:rFonts w:ascii="Courier New" w:cs="Courier New" w:eastAsia="Courier New" w:hAnsi="Courier New"/>
+          <w:sz w:val="16"/>
+          <w:szCs w:val="16"/>
+        </w:rPr>
+        <w:t xml:space="preserve">CURRENT (live, wrong publisher):</w:t>
+      </w:r>
+    </w:p>
+    <w:p>
+      <w:pPr>
+        <w:shd w:fill="F5F5F5" w:val="clear"/>
+        <w:spacing w:after="0"/>
+        <w:ind w:left="360"/>
+      </w:pPr>
+      <w:r>
+        <w:rPr>
+          <w:rFonts w:ascii="Courier New" w:cs="Courier New" w:eastAsia="Courier New" w:hAnsi="Courier New"/>
+          <w:sz w:val="16"/>
+          <w:szCs w:val="16"/>
+        </w:rPr>
+        <w:t xml:space="preserve">&lt;script type="application/ld+json"&gt;</w:t>
+      </w:r>
+    </w:p>
+    <w:p>
+      <w:pPr>
+        <w:shd w:fill="F5F5F5" w:val="clear"/>
+        <w:spacing w:after="0"/>
+        <w:ind w:left="360"/>
+      </w:pPr>
+      <w:r>
+        <w:rPr>
+          <w:rFonts w:ascii="Courier New" w:cs="Courier New" w:eastAsia="Courier New" w:hAnsi="Courier New"/>
+          <w:sz w:val="16"/>
+          <w:szCs w:val="16"/>
+        </w:rPr>
+        <w:t xml:space="preserve">{</w:t>
+      </w:r>
+    </w:p>
+    <w:p>
+      <w:pPr>
+        <w:shd w:fill="F5F5F5" w:val="clear"/>
+        <w:spacing w:after="0"/>
+        <w:ind w:left="360"/>
+      </w:pPr>
+      <w:r>
+        <w:rPr>
+          <w:rFonts w:ascii="Courier New" w:cs="Courier New" w:eastAsia="Courier New" w:hAnsi="Courier New"/>
+          <w:sz w:val="16"/>
+          <w:szCs w:val="16"/>
+        </w:rPr>
+        <w:t xml:space="preserve">  "mainEntityOfPage" : { "@type" : "WebPage", "@id" : "https://www.fruth.com/learning-center/custom-medical-packaging-for-catheter-syringe-bags" },</w:t>
+      </w:r>
+    </w:p>
+    <w:p>
+      <w:pPr>
+        <w:shd w:fill="F5F5F5" w:val="clear"/>
+        <w:spacing w:after="0"/>
+        <w:ind w:left="360"/>
+      </w:pPr>
+      <w:r>
+        <w:rPr>
+          <w:rFonts w:ascii="Courier New" w:cs="Courier New" w:eastAsia="Courier New" w:hAnsi="Courier New"/>
+          <w:sz w:val="16"/>
+          <w:szCs w:val="16"/>
+        </w:rPr>
+        <w:t xml:space="preserve">  "author" : { "name" : "Fruth Custom Packaging", "url" : "https://www.fruth.com/learning-center/author/fruth-custom-packaging", "@type" : "Person" },</w:t>
+      </w:r>
+    </w:p>
+    <w:p>
+      <w:pPr>
+        <w:shd w:fill="F5F5F5" w:val="clear"/>
+        <w:spacing w:after="0"/>
+        <w:ind w:left="360"/>
+      </w:pPr>
+      <w:r>
+        <w:rPr>
+          <w:rFonts w:ascii="Courier New" w:cs="Courier New" w:eastAsia="Courier New" w:hAnsi="Courier New"/>
+          <w:sz w:val="16"/>
+          <w:szCs w:val="16"/>
+        </w:rPr>
+        <w:t xml:space="preserve">  "headline" : "Custom Medical Packaging for Catheter Syringe Bags",</w:t>
+      </w:r>
+    </w:p>
+    <w:p>
+      <w:pPr>
+        <w:shd w:fill="F5F5F5" w:val="clear"/>
+        <w:spacing w:after="0"/>
+        <w:ind w:left="360"/>
+      </w:pPr>
+      <w:r>
+        <w:rPr>
+          <w:rFonts w:ascii="Courier New" w:cs="Courier New" w:eastAsia="Courier New" w:hAnsi="Courier New"/>
+          <w:sz w:val="16"/>
+          <w:szCs w:val="16"/>
+        </w:rPr>
+        <w:t xml:space="preserve">  "datePublished" : "2023-08-16T12:45:00.000Z",</w:t>
+      </w:r>
+    </w:p>
+    <w:p>
+      <w:pPr>
+        <w:shd w:fill="F5F5F5" w:val="clear"/>
+        <w:spacing w:after="0"/>
+        <w:ind w:left="360"/>
+      </w:pPr>
+      <w:r>
+        <w:rPr>
+          <w:rFonts w:ascii="Courier New" w:cs="Courier New" w:eastAsia="Courier New" w:hAnsi="Courier New"/>
+          <w:sz w:val="16"/>
+          <w:szCs w:val="16"/>
+        </w:rPr>
+        <w:t xml:space="preserve">  "dateModified" : "2026-02-17T16:18:24.429Z",</w:t>
+      </w:r>
+    </w:p>
+    <w:p>
+      <w:pPr>
+        <w:shd w:fill="F5F5F5" w:val="clear"/>
+        <w:spacing w:after="0"/>
+        <w:ind w:left="360"/>
+      </w:pPr>
+      <w:r>
+        <w:rPr>
+          <w:rFonts w:ascii="Courier New" w:cs="Courier New" w:eastAsia="Courier New" w:hAnsi="Courier New"/>
+          <w:sz w:val="16"/>
+          <w:szCs w:val="16"/>
+        </w:rPr>
+        <w:t xml:space="preserve">  "publisher" : { "name" : "Garlock Flexibles", "logo" : { "url" : "https://www.fruth.com/hubfs/Garlock%20Logo.jpg", "@type" : "ImageObject" }, "@type" : "Organization" },</w:t>
+      </w:r>
+    </w:p>
+    <w:p>
+      <w:pPr>
+        <w:shd w:fill="F5F5F5" w:val="clear"/>
+        <w:spacing w:after="0"/>
+        <w:ind w:left="360"/>
+      </w:pPr>
+      <w:r>
+        <w:rPr>
+          <w:rFonts w:ascii="Courier New" w:cs="Courier New" w:eastAsia="Courier New" w:hAnsi="Courier New"/>
+          <w:sz w:val="16"/>
+          <w:szCs w:val="16"/>
+        </w:rPr>
+        <w:t xml:space="preserve">  "@context" : "https://schema.org",</w:t>
+      </w:r>
+    </w:p>
+    <w:p>
+      <w:pPr>
+        <w:shd w:fill="F5F5F5" w:val="clear"/>
+        <w:spacing w:after="0"/>
+        <w:ind w:left="360"/>
+      </w:pPr>
+      <w:r>
+        <w:rPr>
+          <w:rFonts w:ascii="Courier New" w:cs="Courier New" w:eastAsia="Courier New" w:hAnsi="Courier New"/>
+          <w:sz w:val="16"/>
+          <w:szCs w:val="16"/>
+        </w:rPr>
+        <w:t xml:space="preserve">  "@type" : "BlogPosting",</w:t>
+      </w:r>
+    </w:p>
+    <w:p>
+      <w:pPr>
+        <w:shd w:fill="F5F5F5" w:val="clear"/>
+        <w:spacing w:after="0"/>
+        <w:ind w:left="360"/>
+      </w:pPr>
+      <w:r>
+        <w:rPr>
+          <w:rFonts w:ascii="Courier New" w:cs="Courier New" w:eastAsia="Courier New" w:hAnsi="Courier New"/>
+          <w:sz w:val="16"/>
+          <w:szCs w:val="16"/>
+        </w:rPr>
+        <w:t xml:space="preserve">  "image" : [ "https://www.fruth.com/hubfs/Fruth%20Custom%20Packaging/Products/custom-catheter-bag%20(1).jpg" ]</w:t>
+      </w:r>
+    </w:p>
+    <w:p>
+      <w:pPr>
+        <w:shd w:fill="F5F5F5" w:val="clear"/>
+        <w:spacing w:after="0"/>
+        <w:ind w:left="360"/>
+      </w:pPr>
+      <w:r>
+        <w:rPr>
+          <w:rFonts w:ascii="Courier New" w:cs="Courier New" w:eastAsia="Courier New" w:hAnsi="Courier New"/>
+          <w:sz w:val="16"/>
+          <w:szCs w:val="16"/>
+        </w:rPr>
+        <w:t xml:space="preserve">}</w:t>
+      </w:r>
+    </w:p>
+    <w:p>
+      <w:pPr>
+        <w:shd w:fill="F5F5F5" w:val="clear"/>
+        <w:spacing w:after="0"/>
+        <w:ind w:left="360"/>
+      </w:pPr>
+      <w:r>
+        <w:rPr>
+          <w:rFonts w:ascii="Courier New" w:cs="Courier New" w:eastAsia="Courier New" w:hAnsi="Courier New"/>
+          <w:sz w:val="16"/>
+          <w:szCs w:val="16"/>
+        </w:rPr>
+        <w:t xml:space="preserve">&lt;/script&gt;</w:t>
+      </w:r>
+    </w:p>
+    <w:p>
+      <w:pPr>
+        <w:shd w:fill="F5F5F5" w:val="clear"/>
+        <w:spacing w:after="0"/>
+        <w:ind w:left="360"/>
+      </w:pPr>
+      <w:r>
+        <w:rPr>
+          <w:rFonts w:ascii="Courier New" w:cs="Courier New" w:eastAsia="Courier New" w:hAnsi="Courier New"/>
+          <w:sz w:val="16"/>
+          <w:szCs w:val="16"/>
+        </w:rPr>
+        <w:t xml:space="preserve"> </w:t>
+      </w:r>
+    </w:p>
+    <w:p>
+      <w:pPr>
+        <w:shd w:fill="F5F5F5" w:val="clear"/>
+        <w:spacing w:after="0"/>
+        <w:ind w:left="360"/>
+      </w:pPr>
+      <w:r>
+        <w:rPr>
+          <w:rFonts w:ascii="Courier New" w:cs="Courier New" w:eastAsia="Courier New" w:hAnsi="Courier New"/>
+          <w:sz w:val="16"/>
+          <w:szCs w:val="16"/>
+        </w:rPr>
+        <w:t xml:space="preserve">CORRECTED (paste this instead):</w:t>
+      </w:r>
+    </w:p>
+    <w:p>
+      <w:pPr>
+        <w:shd w:fill="F5F5F5" w:val="clear"/>
+        <w:spacing w:after="0"/>
+        <w:ind w:left="360"/>
+      </w:pPr>
+      <w:r>
+        <w:rPr>
+          <w:rFonts w:ascii="Courier New" w:cs="Courier New" w:eastAsia="Courier New" w:hAnsi="Courier New"/>
+          <w:sz w:val="16"/>
+          <w:szCs w:val="16"/>
+        </w:rPr>
+        <w:t xml:space="preserve">&lt;script type="application/ld+json"&gt;</w:t>
+      </w:r>
+    </w:p>
+    <w:p>
+      <w:pPr>
+        <w:shd w:fill="F5F5F5" w:val="clear"/>
+        <w:spacing w:after="0"/>
+        <w:ind w:left="360"/>
+      </w:pPr>
+      <w:r>
+        <w:rPr>
+          <w:rFonts w:ascii="Courier New" w:cs="Courier New" w:eastAsia="Courier New" w:hAnsi="Courier New"/>
+          <w:sz w:val="16"/>
+          <w:szCs w:val="16"/>
+        </w:rPr>
+        <w:t xml:space="preserve">{</w:t>
+      </w:r>
+    </w:p>
+    <w:p>
+      <w:pPr>
+        <w:shd w:fill="F5F5F5" w:val="clear"/>
+        <w:spacing w:after="0"/>
+        <w:ind w:left="360"/>
+      </w:pPr>
+      <w:r>
+        <w:rPr>
+          <w:rFonts w:ascii="Courier New" w:cs="Courier New" w:eastAsia="Courier New" w:hAnsi="Courier New"/>
+          <w:sz w:val="16"/>
+          <w:szCs w:val="16"/>
+        </w:rPr>
+        <w:t xml:space="preserve">  "mainEntityOfPage" : { "@type" : "WebPage", "@id" : "https://www.fruth.com/learning-center/custom-medical-packaging-for-catheter-syringe-bags" },</w:t>
+      </w:r>
+    </w:p>
+    <w:p>
+      <w:pPr>
+        <w:shd w:fill="F5F5F5" w:val="clear"/>
+        <w:spacing w:after="0"/>
+        <w:ind w:left="360"/>
+      </w:pPr>
+      <w:r>
+        <w:rPr>
+          <w:rFonts w:ascii="Courier New" w:cs="Courier New" w:eastAsia="Courier New" w:hAnsi="Courier New"/>
+          <w:sz w:val="16"/>
+          <w:szCs w:val="16"/>
+        </w:rPr>
+        <w:t xml:space="preserve">  "author" : { "name" : "Fruth Custom Packaging", "url" : "https://www.fruth.com/learning-center/author/fruth-custom-packaging", "@type" : "Person" },</w:t>
+      </w:r>
+    </w:p>
+    <w:p>
+      <w:pPr>
+        <w:shd w:fill="F5F5F5" w:val="clear"/>
+        <w:spacing w:after="0"/>
+        <w:ind w:left="360"/>
+      </w:pPr>
+      <w:r>
+        <w:rPr>
+          <w:rFonts w:ascii="Courier New" w:cs="Courier New" w:eastAsia="Courier New" w:hAnsi="Courier New"/>
+          <w:sz w:val="16"/>
+          <w:szCs w:val="16"/>
+        </w:rPr>
+        <w:t xml:space="preserve">  "headline" : "Custom Medical Packaging for Catheter Syringe Bags",</w:t>
+      </w:r>
+    </w:p>
+    <w:p>
+      <w:pPr>
+        <w:shd w:fill="F5F5F5" w:val="clear"/>
+        <w:spacing w:after="0"/>
+        <w:ind w:left="360"/>
+      </w:pPr>
+      <w:r>
+        <w:rPr>
+          <w:rFonts w:ascii="Courier New" w:cs="Courier New" w:eastAsia="Courier New" w:hAnsi="Courier New"/>
+          <w:sz w:val="16"/>
+          <w:szCs w:val="16"/>
+        </w:rPr>
+        <w:t xml:space="preserve">  "datePublished" : "2023-08-16T12:45:00.000Z",</w:t>
+      </w:r>
+    </w:p>
+    <w:p>
+      <w:pPr>
+        <w:shd w:fill="F5F5F5" w:val="clear"/>
+        <w:spacing w:after="0"/>
+        <w:ind w:left="360"/>
+      </w:pPr>
+      <w:r>
+        <w:rPr>
+          <w:rFonts w:ascii="Courier New" w:cs="Courier New" w:eastAsia="Courier New" w:hAnsi="Courier New"/>
+          <w:sz w:val="16"/>
+          <w:szCs w:val="16"/>
+        </w:rPr>
+        <w:t xml:space="preserve">  "dateModified" : "2026-02-17T16:18:24.429Z",</w:t>
+      </w:r>
+    </w:p>
+    <w:p>
+      <w:pPr>
+        <w:shd w:fill="F5F5F5" w:val="clear"/>
+        <w:spacing w:after="0"/>
+        <w:ind w:left="360"/>
+      </w:pPr>
+      <w:r>
+        <w:rPr>
+          <w:rFonts w:ascii="Courier New" w:cs="Courier New" w:eastAsia="Courier New" w:hAnsi="Courier New"/>
+          <w:sz w:val="16"/>
+          <w:szCs w:val="16"/>
+        </w:rPr>
+        <w:t xml:space="preserve">  "publisher" : { "name" : "Fruth Custom Packaging", "logo" : { "url" : "https://www.fruth.com/logo.png", "@type" : "ImageObject" }, "@type" : "Organization" },</w:t>
+      </w:r>
+    </w:p>
+    <w:p>
+      <w:pPr>
+        <w:shd w:fill="F5F5F5" w:val="clear"/>
+        <w:spacing w:after="0"/>
+        <w:ind w:left="360"/>
+      </w:pPr>
+      <w:r>
+        <w:rPr>
+          <w:rFonts w:ascii="Courier New" w:cs="Courier New" w:eastAsia="Courier New" w:hAnsi="Courier New"/>
+          <w:sz w:val="16"/>
+          <w:szCs w:val="16"/>
+        </w:rPr>
+        <w:t xml:space="preserve">  "@context" : "https://schema.org",</w:t>
+      </w:r>
+    </w:p>
+    <w:p>
+      <w:pPr>
+        <w:shd w:fill="F5F5F5" w:val="clear"/>
+        <w:spacing w:after="0"/>
+        <w:ind w:left="360"/>
+      </w:pPr>
+      <w:r>
+        <w:rPr>
+          <w:rFonts w:ascii="Courier New" w:cs="Courier New" w:eastAsia="Courier New" w:hAnsi="Courier New"/>
+          <w:sz w:val="16"/>
+          <w:szCs w:val="16"/>
+        </w:rPr>
+        <w:t xml:space="preserve">  "@type" : "BlogPosting",</w:t>
+      </w:r>
+    </w:p>
+    <w:p>
+      <w:pPr>
+        <w:shd w:fill="F5F5F5" w:val="clear"/>
+        <w:spacing w:after="0"/>
+        <w:ind w:left="360"/>
+      </w:pPr>
+      <w:r>
+        <w:rPr>
+          <w:rFonts w:ascii="Courier New" w:cs="Courier New" w:eastAsia="Courier New" w:hAnsi="Courier New"/>
+          <w:sz w:val="16"/>
+          <w:szCs w:val="16"/>
+        </w:rPr>
+        <w:t xml:space="preserve">  "image" : [ "https://www.fruth.com/hubfs/Fruth%20Custom%20Packaging/Products/custom-catheter-bag%20(1).jpg" ]</w:t>
+      </w:r>
+    </w:p>
+    <w:p>
+      <w:pPr>
+        <w:shd w:fill="F5F5F5" w:val="clear"/>
+        <w:spacing w:after="0"/>
+        <w:ind w:left="360"/>
+      </w:pPr>
+      <w:r>
+        <w:rPr>
+          <w:rFonts w:ascii="Courier New" w:cs="Courier New" w:eastAsia="Courier New" w:hAnsi="Courier New"/>
+          <w:sz w:val="16"/>
+          <w:szCs w:val="16"/>
+        </w:rPr>
+        <w:t xml:space="preserve">}</w:t>
+      </w:r>
+    </w:p>
+    <w:p>
+      <w:pPr>
+        <w:shd w:fill="F5F5F5" w:val="clear"/>
+        <w:spacing w:after="0"/>
+        <w:ind w:left="360"/>
+      </w:pPr>
+      <w:r>
+        <w:rPr>
+          <w:rFonts w:ascii="Courier New" w:cs="Courier New" w:eastAsia="Courier New" w:hAnsi="Courier New"/>
+          <w:sz w:val="16"/>
+          <w:szCs w:val="16"/>
+        </w:rPr>
+        <w:t xml:space="preserve">&lt;/script&gt;</w:t>
       </w:r>
     </w:p>
     <w:p>
